--- a/outputs/stockleague_edition/screening_report_bespoke_v2.docx
+++ b/outputs/stockleague_edition/screening_report_bespoke_v2.docx
@@ -10542,11 +10542,6 @@
         </w:rPr>
         <w:t xml:space="preserve">配当利回りは全社では取得できないため入れていない。</w:t>
       </w:r>
-    </w:p>
-    <w:p>
-      <w:pPr>
-        <w:pageBreakBefore/>
-      </w:pPr>
     </w:p>
     <w:p>
       <w:pPr>
